--- a/campaigns/WF-22-vd-assessment-nurture.docx
+++ b/campaigns/WF-22-vd-assessment-nurture.docx
@@ -891,7 +891,7 @@
         <w:pStyle w:val="FirstParagraph"/>
       </w:pPr>
       <w:r>
-        <w:t xml:space="preserve">Every other workflow says eight to twelve weeks. The pilot itself ran twelve. This one said four.</w:t>
+        <w:t xml:space="preserve">Every other workflow says eight to twelve weeks. The study itself ran twelve. This one said four.</w:t>
       </w:r>
     </w:p>
     <w:p>

--- a/campaigns/WF-22-vd-assessment-nurture.docx
+++ b/campaigns/WF-22-vd-assessment-nurture.docx
@@ -391,7 +391,7 @@
         <w:rPr>
           <w:rStyle w:val="VerbatimChar"/>
         </w:rPr>
-        <w:t xml:space="preserve">Is it safe? This is precision phototherapy, not a tanning bed. It doses to your skin type using your MED, the Minimal Erythema Dose, the point where skin would just start to redden. The app keeps your dose safely under that line, triggers synthesis, and ends the session for you. Across 25,000+ sessions the platform has produced zero adverse events, and it allows only one session a day, so you cannot overdo it.</w:t>
+        <w:t xml:space="preserve">Is it safe? This is precision phototherapy. It doses to your skin type using your MED, the Minimal Erythema Dose, the point where skin would just start to redden. The app keeps your dose safely under that line, triggers synthesis, and ends the session for you. Across 25,000+ sessions the platform has produced zero adverse events, and it allows only one session a day, so you cannot overdo it.</w:t>
       </w:r>
       <w:r>
         <w:br/>
@@ -470,6 +470,30 @@
       </w:r>
       <w:r>
         <w:t xml:space="preserve">on the line after the signature was deleted. It rendered as a literal closing brace at the bottom of every send.</w:t>
+      </w:r>
+    </w:p>
+    <w:p>
+      <w:pPr>
+        <w:pStyle w:val="BodyText"/>
+      </w:pPr>
+      <w:r>
+        <w:rPr>
+          <w:b/>
+          <w:bCs/>
+        </w:rPr>
+        <w:t xml:space="preserve">CORRECTED Aug 18.</w:t>
+      </w:r>
+      <w:r>
+        <w:t xml:space="preserve"> </w:t>
+      </w:r>
+      <w:r>
+        <w:t xml:space="preserve">“not a tanning bed”</w:t>
+      </w:r>
+      <w:r>
+        <w:t xml:space="preserve"> </w:t>
+      </w:r>
+      <w:r>
+        <w:t xml:space="preserve">removed. Outbound copy must never raise the tanning-bed comparison, even to deny it, because naming it plants it. Answering the comparison is fine when a prospect raises it first; introducing it is not.</w:t>
       </w:r>
     </w:p>
     <w:p>
@@ -694,16 +718,16 @@
     </w:p>
     <w:tbl>
       <w:tblPr>
-        <w:tblBorders>
-          <w:top w:val="single" w:sz="6" w:space="0" w:color="AAAAAA"/>
-          <w:left w:val="single" w:sz="6" w:space="0" w:color="AAAAAA"/>
-          <w:bottom w:val="single" w:sz="6" w:space="0" w:color="AAAAAA"/>
-          <w:right w:val="single" w:sz="6" w:space="0" w:color="AAAAAA"/>
-          <w:insideH w:val="single" w:sz="6" w:space="0" w:color="AAAAAA"/>
-          <w:insideV w:val="single" w:sz="6" w:space="0" w:color="AAAAAA"/>
-        </w:tblBorders>
         <w:tblStyle w:val="Table"/>
         <w:tblW w:type="pct" w:w="5000"/>
+        <w:tblBorders>
+          <w:top w:val="single" w:sz="4" w:space="0" w:color="auto"/>
+          <w:left w:val="single" w:sz="4" w:space="0" w:color="auto"/>
+          <w:bottom w:val="single" w:sz="4" w:space="0" w:color="auto"/>
+          <w:right w:val="single" w:sz="4" w:space="0" w:color="auto"/>
+          <w:insideH w:val="single" w:sz="4" w:space="0" w:color="auto"/>
+          <w:insideV w:val="single" w:sz="4" w:space="0" w:color="auto"/>
+        </w:tblBorders>
         <w:tblLayout w:type="fixed"/>
         <w:tblLook w:firstRow="1" w:lastRow="0" w:firstColumn="0" w:lastColumn="0" w:noHBand="0" w:noVBand="0" w:val="0020"/>
       </w:tblPr>

--- a/campaigns/WF-22-vd-assessment-nurture.docx
+++ b/campaigns/WF-22-vd-assessment-nurture.docx
@@ -493,7 +493,7 @@
         <w:t xml:space="preserve"> </w:t>
       </w:r>
       <w:r>
-        <w:t xml:space="preserve">removed. Outbound copy must never raise the tanning-bed comparison, even to deny it, because naming it plants it. Answering the comparison is fine when a prospect raises it first; introducing it is not.</w:t>
+        <w:t xml:space="preserve">removed. See the change log. Outbound copy must never raise the tanning-bed comparison, even to deny it, because naming it plants it. Answering the comparison is fine when a prospect raises it first; introducing it is not.</w:t>
       </w:r>
     </w:p>
     <w:p>
@@ -707,13 +707,13 @@
     </w:p>
     <w:bookmarkEnd w:id="11"/>
     <w:bookmarkEnd w:id="12"/>
-    <w:bookmarkStart w:id="16" w:name="change-log-2026-08-03"/>
+    <w:bookmarkStart w:id="14" w:name="change-log-2026-08-18"/>
     <w:p>
       <w:pPr>
         <w:pStyle w:val="Heading1"/>
       </w:pPr>
       <w:r>
-        <w:t xml:space="preserve">Change log, 2026-08-03</w:t>
+        <w:t xml:space="preserve">Change log, 2026-08-18</w:t>
       </w:r>
     </w:p>
     <w:tbl>
@@ -804,22 +804,141 @@
               <w:pStyle w:val="Compact"/>
             </w:pPr>
             <w:r>
-              <w:t xml:space="preserve">Deleted a stray</w:t>
+              <w:t xml:space="preserve">“This is precision phototherapy, not a tanning bed”</w:t>
             </w:r>
             <w:r>
               <w:t xml:space="preserve"> </w:t>
             </w:r>
             <w:r>
-              <w:rPr>
-                <w:rStyle w:val="VerbatimChar"/>
-              </w:rPr>
-              <w:t xml:space="preserve">}</w:t>
+              <w:t xml:space="preserve">narrowed to</w:t>
             </w:r>
             <w:r>
               <w:t xml:space="preserve"> </w:t>
             </w:r>
             <w:r>
-              <w:t xml:space="preserve">that rendered after the signature on every send</w:t>
+              <w:t xml:space="preserve">“This is precision phototherapy”</w:t>
+            </w:r>
+          </w:p>
+        </w:tc>
+      </w:tr>
+    </w:tbl>
+    <w:p>
+      <w:pPr>
+        <w:pStyle w:val="BodyText"/>
+      </w:pPr>
+      <w:r>
+        <w:rPr>
+          <w:b/>
+          <w:bCs/>
+        </w:rPr>
+        <w:t xml:space="preserve">Live in GHL as of 2026-08-18.</w:t>
+      </w:r>
+    </w:p>
+    <w:bookmarkStart w:id="13" w:name="the-denial-was-carrying-the-association"/>
+    <w:p>
+      <w:pPr>
+        <w:pStyle w:val="Heading2"/>
+      </w:pPr>
+      <w:r>
+        <w:t xml:space="preserve">The denial was carrying the association</w:t>
+      </w:r>
+    </w:p>
+    <w:p>
+      <w:pPr>
+        <w:pStyle w:val="FirstParagraph"/>
+      </w:pPr>
+      <w:r>
+        <w:t xml:space="preserve">Outbound copy must never raise the tanning-bed comparison, even to deny it. Naming it plants it. The rule is now in the brand style guide under Brand Positioning, and the same sentence pattern was removed from WF-13 touch 4 on the same day.</w:t>
+      </w:r>
+    </w:p>
+    <w:p>
+      <w:pPr>
+        <w:pStyle w:val="BodyText"/>
+      </w:pPr>
+      <w:r>
+        <w:t xml:space="preserve">Deleting the clause costs nothing here, which is what made it an easy call. The safety answer never rested on the contrast: MED dosing to the reader’s own skin type, the cutoff that ends the session, 25,000+ sessions with zero adverse events, and the one-a-day limit all survive untouched. The paragraph now answers the question on Enyrgy’s own terms instead of by reference to something else.</w:t>
+      </w:r>
+    </w:p>
+    <w:p>
+      <w:pPr>
+        <w:pStyle w:val="BodyText"/>
+      </w:pPr>
+      <w:r>
+        <w:t xml:space="preserve">If a prospect raises the comparison, answer it. The knowledge base carries the script.</w:t>
+      </w:r>
+    </w:p>
+    <w:p>
+      <w:r>
+        <w:pict>
+          <v:rect style="width:0;height:1.5pt" o:hralign="center" o:hrstd="t" o:hr="t"/>
+        </w:pict>
+      </w:r>
+    </w:p>
+    <w:bookmarkEnd w:id="13"/>
+    <w:bookmarkEnd w:id="14"/>
+    <w:bookmarkStart w:id="18" w:name="change-log-2026-08-03"/>
+    <w:p>
+      <w:pPr>
+        <w:pStyle w:val="Heading1"/>
+      </w:pPr>
+      <w:r>
+        <w:t xml:space="preserve">Change log, 2026-08-03</w:t>
+      </w:r>
+    </w:p>
+    <w:tbl>
+      <w:tblPr>
+        <w:tblStyle w:val="Table"/>
+        <w:tblW w:type="pct" w:w="5000"/>
+        <w:tblBorders>
+          <w:top w:val="single" w:sz="4" w:space="0" w:color="auto"/>
+          <w:left w:val="single" w:sz="4" w:space="0" w:color="auto"/>
+          <w:bottom w:val="single" w:sz="4" w:space="0" w:color="auto"/>
+          <w:right w:val="single" w:sz="4" w:space="0" w:color="auto"/>
+          <w:insideH w:val="single" w:sz="4" w:space="0" w:color="auto"/>
+          <w:insideV w:val="single" w:sz="4" w:space="0" w:color="auto"/>
+        </w:tblBorders>
+        <w:tblLayout w:type="fixed"/>
+        <w:tblLook w:firstRow="1" w:lastRow="0" w:firstColumn="0" w:lastColumn="0" w:noHBand="0" w:noVBand="0" w:val="0020"/>
+      </w:tblPr>
+      <w:tblGrid>
+        <w:gridCol w:w="2640"/>
+        <w:gridCol w:w="2640"/>
+        <w:gridCol w:w="2640"/>
+      </w:tblGrid>
+      <w:tr>
+        <w:trPr>
+          <w:tblHeader w:val="on"/>
+        </w:trPr>
+        <w:tc>
+          <w:tcPr/>
+          <w:p>
+            <w:pPr>
+              <w:pStyle w:val="Compact"/>
+            </w:pPr>
+            <w:r>
+              <w:t xml:space="preserve">#</w:t>
+            </w:r>
+          </w:p>
+        </w:tc>
+        <w:tc>
+          <w:tcPr/>
+          <w:p>
+            <w:pPr>
+              <w:pStyle w:val="Compact"/>
+            </w:pPr>
+            <w:r>
+              <w:t xml:space="preserve">Touch</w:t>
+            </w:r>
+          </w:p>
+        </w:tc>
+        <w:tc>
+          <w:tcPr/>
+          <w:p>
+            <w:pPr>
+              <w:pStyle w:val="Compact"/>
+            </w:pPr>
+            <w:r>
+              <w:t xml:space="preserve">Change</w:t>
             </w:r>
           </w:p>
         </w:tc>
@@ -832,7 +951,7 @@
               <w:pStyle w:val="Compact"/>
             </w:pPr>
             <w:r>
-              <w:t xml:space="preserve">2</w:t>
+              <w:t xml:space="preserve">1</w:t>
             </w:r>
           </w:p>
         </w:tc>
@@ -843,7 +962,7 @@
               <w:pStyle w:val="Compact"/>
             </w:pPr>
             <w:r>
-              <w:t xml:space="preserve">3</w:t>
+              <w:t xml:space="preserve">2</w:t>
             </w:r>
           </w:p>
         </w:tc>
@@ -854,7 +973,22 @@
               <w:pStyle w:val="Compact"/>
             </w:pPr>
             <w:r>
-              <w:t xml:space="preserve">Retest interval corrected from four weeks to eight to twelve</w:t>
+              <w:t xml:space="preserve">Deleted a stray</w:t>
+            </w:r>
+            <w:r>
+              <w:t xml:space="preserve"> </w:t>
+            </w:r>
+            <w:r>
+              <w:rPr>
+                <w:rStyle w:val="VerbatimChar"/>
+              </w:rPr>
+              <w:t xml:space="preserve">}</w:t>
+            </w:r>
+            <w:r>
+              <w:t xml:space="preserve"> </w:t>
+            </w:r>
+            <w:r>
+              <w:t xml:space="preserve">that rendered after the signature on every send</w:t>
             </w:r>
           </w:p>
         </w:tc>
@@ -867,7 +1001,7 @@
               <w:pStyle w:val="Compact"/>
             </w:pPr>
             <w:r>
-              <w:t xml:space="preserve">3</w:t>
+              <w:t xml:space="preserve">2</w:t>
             </w:r>
           </w:p>
         </w:tc>
@@ -878,7 +1012,7 @@
               <w:pStyle w:val="Compact"/>
             </w:pPr>
             <w:r>
-              <w:t xml:space="preserve">1</w:t>
+              <w:t xml:space="preserve">3</w:t>
             </w:r>
           </w:p>
         </w:tc>
@@ -889,6 +1023,41 @@
               <w:pStyle w:val="Compact"/>
             </w:pPr>
             <w:r>
+              <w:t xml:space="preserve">Retest interval corrected from four weeks to eight to twelve</w:t>
+            </w:r>
+          </w:p>
+        </w:tc>
+      </w:tr>
+      <w:tr>
+        <w:tc>
+          <w:tcPr/>
+          <w:p>
+            <w:pPr>
+              <w:pStyle w:val="Compact"/>
+            </w:pPr>
+            <w:r>
+              <w:t xml:space="preserve">3</w:t>
+            </w:r>
+          </w:p>
+        </w:tc>
+        <w:tc>
+          <w:tcPr/>
+          <w:p>
+            <w:pPr>
+              <w:pStyle w:val="Compact"/>
+            </w:pPr>
+            <w:r>
+              <w:t xml:space="preserve">1</w:t>
+            </w:r>
+          </w:p>
+        </w:tc>
+        <w:tc>
+          <w:tcPr/>
+          <w:p>
+            <w:pPr>
+              <w:pStyle w:val="Compact"/>
+            </w:pPr>
+            <w:r>
               <w:t xml:space="preserve">“You get what the midday sun gives you”</w:t>
             </w:r>
             <w:r>
@@ -901,7 +1070,7 @@
         </w:tc>
       </w:tr>
     </w:tbl>
-    <w:bookmarkStart w:id="13" w:name="Xf9997292916a49f6069c309ac28413ba21cdf2e"/>
+    <w:bookmarkStart w:id="15" w:name="Xf9997292916a49f6069c309ac28413ba21cdf2e"/>
     <w:p>
       <w:pPr>
         <w:pStyle w:val="Heading2"/>
@@ -944,8 +1113,8 @@
         <w:t xml:space="preserve">Four weeks probably got chosen because it fits inside the 30-day guarantee, making the two decisions line up. But that is the coupling removed from four other workflows today, and this email already handles it correctly in the next paragraph. The longer interval makes the lab advice honest without breaking anything.</w:t>
       </w:r>
     </w:p>
-    <w:bookmarkEnd w:id="13"/>
-    <w:bookmarkStart w:id="14" w:name="X4ba361b836cac7201f5f34778f030a607299c97"/>
+    <w:bookmarkEnd w:id="15"/>
+    <w:bookmarkStart w:id="16" w:name="X4ba361b836cac7201f5f34778f030a607299c97"/>
     <w:p>
       <w:pPr>
         <w:pStyle w:val="Heading2"/>
@@ -1006,8 +1175,8 @@
         <w:t xml:space="preserve">compounded it by implying the difference is intensity or duration rather than wavelength.</w:t>
       </w:r>
     </w:p>
-    <w:bookmarkEnd w:id="14"/>
-    <w:bookmarkStart w:id="15" w:name="what-was-already-right"/>
+    <w:bookmarkEnd w:id="16"/>
+    <w:bookmarkStart w:id="17" w:name="what-was-already-right"/>
     <w:p>
       <w:pPr>
         <w:pStyle w:val="Heading2"/>
@@ -1058,8 +1227,8 @@
         <w:t xml:space="preserve">, handled in the copy’s own words rather than the standard phrasing.</w:t>
       </w:r>
     </w:p>
-    <w:bookmarkEnd w:id="15"/>
-    <w:bookmarkEnd w:id="16"/>
+    <w:bookmarkEnd w:id="17"/>
+    <w:bookmarkEnd w:id="18"/>
     <w:sectPr>
       <w:footnotePr>
         <w:numRestart w:val="eachSect"/>
